--- a/zaman-serisi-analysis/Rapor.docx
+++ b/zaman-serisi-analysis/Rapor.docx
@@ -406,27 +406,150 @@
           <w:sz w:val="24"/>
           <w:szCs w:val="24"/>
         </w:rPr>
-        <w:t>Zaman serisi analizi, çeşitli alanlarda zaman içinde düzenli olarak toplanan verilerin analizini ve geleceğe yönelik tahminlerini kapsamaktadır. Bu analizler, finans, enerji, çevre ve sağlık gibi pek çok sektörde kritik kararlar almak için kullanılır. Zaman serilerinin özellikleri (trend, mevsimsellik, rassal ögeler vb.), tahmin için en uygun yöntemin seçilmesinde önemli bir rol oynar. Bu rapor, yüklenen akademik kaynaklara dayalı olarak zaman serisi problemleri ve bu problemlerin çözüm teknikleriyle ilgili kapsamılı bir inceleme sunmaktadır.</w:t>
-      </w:r>
-    </w:p>
-    <w:p>
-      <w:pPr>
-        <w:rPr>
-          <w:rFonts w:ascii="Times New Roman" w:hAnsi="Times New Roman" w:cs="Times New Roman"/>
-          <w:sz w:val="24"/>
-          <w:szCs w:val="24"/>
-        </w:rPr>
-      </w:pPr>
-      <w:r>
-        <w:rPr>
-          <w:rFonts w:ascii="Times New Roman" w:hAnsi="Times New Roman" w:cs="Times New Roman"/>
-          <w:sz w:val="24"/>
-          <w:szCs w:val="24"/>
-        </w:rPr>
-        <w:pict w14:anchorId="19DCA128">
-          <v:rect id="_x0000_i1250" style="width:0;height:1.5pt" o:hralign="center" o:hrstd="t" o:hr="t" fillcolor="#a0a0a0" stroked="f"/>
-        </w:pict>
-      </w:r>
+        <w:t xml:space="preserve">Zaman serisi analizi, çeşitli alanlarda zaman içinde düzenli olarak toplanan verilerin analizini ve geleceğe yönelik tahminlerini kapsamaktadır. Bu analizler, finans, enerji, çevre ve sağlık gibi pek çok sektörde kritik kararlar almak için kullanılır. Zaman serilerinin özellikleri tahmin için en uygun yöntemin seçilmesinde önemli bir rol oynar. Bu rapor, </w:t>
+      </w:r>
+      <w:r>
+        <w:rPr>
+          <w:rFonts w:ascii="Times New Roman" w:hAnsi="Times New Roman" w:cs="Times New Roman"/>
+          <w:sz w:val="24"/>
+          <w:szCs w:val="24"/>
+        </w:rPr>
+        <w:t xml:space="preserve">Kaynaklar kısmındaki Github linkindeki 20’ye yakın </w:t>
+      </w:r>
+      <w:r>
+        <w:rPr>
+          <w:rFonts w:ascii="Times New Roman" w:hAnsi="Times New Roman" w:cs="Times New Roman"/>
+          <w:sz w:val="24"/>
+          <w:szCs w:val="24"/>
+        </w:rPr>
+        <w:t>akademik kaynaklara dayalı olarak zaman serisi problemleri ve bu problemlerin çözüm teknikleriyle ilgili kapsamılı bir inceleme sunmaktadır.</w:t>
+      </w:r>
+    </w:p>
+    <w:p>
+      <w:pPr>
+        <w:rPr>
+          <w:rFonts w:ascii="Times New Roman" w:hAnsi="Times New Roman" w:cs="Times New Roman"/>
+          <w:sz w:val="24"/>
+          <w:szCs w:val="24"/>
+        </w:rPr>
+      </w:pPr>
+      <w:r>
+        <w:rPr>
+          <w:rFonts w:ascii="Times New Roman" w:hAnsi="Times New Roman" w:cs="Times New Roman"/>
+          <w:sz w:val="24"/>
+          <w:szCs w:val="24"/>
+        </w:rPr>
+        <w:t xml:space="preserve">Bu </w:t>
+      </w:r>
+      <w:r>
+        <w:rPr>
+          <w:rFonts w:ascii="Times New Roman" w:hAnsi="Times New Roman" w:cs="Times New Roman"/>
+          <w:sz w:val="24"/>
+          <w:szCs w:val="24"/>
+        </w:rPr>
+        <w:t>çalışma kapsamında</w:t>
+      </w:r>
+      <w:r>
+        <w:rPr>
+          <w:rFonts w:ascii="Times New Roman" w:hAnsi="Times New Roman" w:cs="Times New Roman"/>
+          <w:sz w:val="24"/>
+          <w:szCs w:val="24"/>
+        </w:rPr>
+        <w:t xml:space="preserve"> aşağıdaki sorulara yanıt aranmaktadır:</w:t>
+      </w:r>
+    </w:p>
+    <w:p>
+      <w:pPr>
+        <w:numPr>
+          <w:ilvl w:val="0"/>
+          <w:numId w:val="28"/>
+        </w:numPr>
+        <w:rPr>
+          <w:rFonts w:ascii="Times New Roman" w:hAnsi="Times New Roman" w:cs="Times New Roman"/>
+          <w:sz w:val="24"/>
+          <w:szCs w:val="24"/>
+        </w:rPr>
+      </w:pPr>
+      <w:r>
+        <w:rPr>
+          <w:rFonts w:ascii="Times New Roman" w:hAnsi="Times New Roman" w:cs="Times New Roman"/>
+          <w:sz w:val="24"/>
+          <w:szCs w:val="24"/>
+        </w:rPr>
+        <w:t>Literatürde zaman serisi problemleri olarak hangi konular ele alınmaktadır?</w:t>
+      </w:r>
+    </w:p>
+    <w:p>
+      <w:pPr>
+        <w:numPr>
+          <w:ilvl w:val="0"/>
+          <w:numId w:val="28"/>
+        </w:numPr>
+        <w:rPr>
+          <w:rFonts w:ascii="Times New Roman" w:hAnsi="Times New Roman" w:cs="Times New Roman"/>
+          <w:sz w:val="24"/>
+          <w:szCs w:val="24"/>
+        </w:rPr>
+      </w:pPr>
+      <w:r>
+        <w:rPr>
+          <w:rFonts w:ascii="Times New Roman" w:hAnsi="Times New Roman" w:cs="Times New Roman"/>
+          <w:sz w:val="24"/>
+          <w:szCs w:val="24"/>
+        </w:rPr>
+        <w:t>Zaman serisi problemleri hangi yöntemlerle çözülmektedir?</w:t>
+      </w:r>
+    </w:p>
+    <w:p>
+      <w:pPr>
+        <w:numPr>
+          <w:ilvl w:val="0"/>
+          <w:numId w:val="28"/>
+        </w:numPr>
+        <w:rPr>
+          <w:rFonts w:ascii="Times New Roman" w:hAnsi="Times New Roman" w:cs="Times New Roman"/>
+          <w:sz w:val="24"/>
+          <w:szCs w:val="24"/>
+        </w:rPr>
+      </w:pPr>
+      <w:r>
+        <w:rPr>
+          <w:rFonts w:ascii="Times New Roman" w:hAnsi="Times New Roman" w:cs="Times New Roman"/>
+          <w:sz w:val="24"/>
+          <w:szCs w:val="24"/>
+        </w:rPr>
+        <w:t>Zaman serilerine ilişkin hangi açık erişimli veri kümeleri incelenebilir?</w:t>
+      </w:r>
+    </w:p>
+    <w:p>
+      <w:pPr>
+        <w:numPr>
+          <w:ilvl w:val="0"/>
+          <w:numId w:val="28"/>
+        </w:numPr>
+        <w:rPr>
+          <w:rFonts w:ascii="Times New Roman" w:hAnsi="Times New Roman" w:cs="Times New Roman"/>
+          <w:sz w:val="24"/>
+          <w:szCs w:val="24"/>
+        </w:rPr>
+      </w:pPr>
+      <w:r>
+        <w:rPr>
+          <w:rFonts w:ascii="Times New Roman" w:hAnsi="Times New Roman" w:cs="Times New Roman"/>
+          <w:sz w:val="24"/>
+          <w:szCs w:val="24"/>
+        </w:rPr>
+        <w:t>Ele alınan problemler özelinde hangi sonuçlar elde edilmiştir?</w:t>
+      </w:r>
+    </w:p>
+    <w:p>
+      <w:pPr>
+        <w:rPr>
+          <w:rFonts w:ascii="Times New Roman" w:hAnsi="Times New Roman" w:cs="Times New Roman"/>
+          <w:sz w:val="24"/>
+          <w:szCs w:val="24"/>
+        </w:rPr>
+      </w:pPr>
     </w:p>
     <w:p>
       <w:pPr>
@@ -507,7 +630,25 @@
           <w:sz w:val="24"/>
           <w:szCs w:val="24"/>
         </w:rPr>
-        <w:t>Hisse senedi fiyatları, döviz kuru, enflasyon oranları ve petrol fiyatları gibi finansal parametrelerin tahmini yaygın bir çalışma alanıdır. Örneğin, ARIMA ve LSTM gibi modellerle borsa endeksleri analiz edilmiştir (BERJ 6(4)15, acarindex-1423876820.pdf).</w:t>
+        <w:t>Hisse senedi fiyatları, döviz kuru, enflasyon oranları ve petrol fiyatları gibi finansal parametrelerin tahmini yaygın bir çalışma alanıdır. Örneğin, ARIMA ve LSTM gibi modellerle borsa endeksleri analiz edilmiştir (</w:t>
+      </w:r>
+      <w:r>
+        <w:rPr>
+          <w:rFonts w:ascii="Times New Roman" w:hAnsi="Times New Roman" w:cs="Times New Roman"/>
+          <w:b/>
+          <w:bCs/>
+          <w:sz w:val="20"/>
+          <w:szCs w:val="20"/>
+        </w:rPr>
+        <w:t>Doğrudan Yabancı Yatırımların Ekonomik Belirleyicileri:  Türkiye Ekonomisi Üzerine Bir Zaman Serisi Analizi</w:t>
+      </w:r>
+      <w:r>
+        <w:rPr>
+          <w:rFonts w:ascii="Times New Roman" w:hAnsi="Times New Roman" w:cs="Times New Roman"/>
+          <w:sz w:val="24"/>
+          <w:szCs w:val="24"/>
+        </w:rPr>
+        <w:t>).</w:t>
       </w:r>
     </w:p>
     <w:p>
@@ -572,7 +713,57 @@
           <w:sz w:val="24"/>
           <w:szCs w:val="24"/>
         </w:rPr>
-        <w:t>Yenilenebilir enerji kaynaklarından elde edilen üretimin tahmini, enerji tüketimi projeksiyonları gibi çalışmalar önemlidir. Örneğin, güneş radyasyonu tahmini için ARIMA modelleri kullanılmış ve farklı coğrafi koşullarda başarılı bulunmuştur (energies-16-05029-v3.pdf).</w:t>
+        <w:t xml:space="preserve">Yenilenebilir enerji kaynaklarından elde edilen üretimin tahmini, enerji tüketimi projeksiyonları gibi çalışmalar önemlidir. Örneğin, güneş radyasyonu tahmini için ARIMA modelleri kullanılmış ve farklı coğrafi koşullarda başarılı bulunmuştur </w:t>
+      </w:r>
+      <w:r>
+        <w:rPr>
+          <w:rFonts w:ascii="Times New Roman" w:hAnsi="Times New Roman" w:cs="Times New Roman"/>
+          <w:b/>
+          <w:bCs/>
+          <w:sz w:val="20"/>
+          <w:szCs w:val="20"/>
+        </w:rPr>
+        <w:t>(</w:t>
+      </w:r>
+      <w:r>
+        <w:rPr>
+          <w:rFonts w:ascii="Times New Roman" w:hAnsi="Times New Roman" w:cs="Times New Roman"/>
+          <w:b/>
+          <w:bCs/>
+          <w:sz w:val="20"/>
+          <w:szCs w:val="20"/>
+        </w:rPr>
+        <w:t>ARIMA Models in Solar Radiation Forecasting in Different</w:t>
+      </w:r>
+      <w:r>
+        <w:rPr>
+          <w:rFonts w:ascii="Times New Roman" w:hAnsi="Times New Roman" w:cs="Times New Roman"/>
+          <w:b/>
+          <w:bCs/>
+          <w:sz w:val="20"/>
+          <w:szCs w:val="20"/>
+        </w:rPr>
+        <w:t xml:space="preserve"> </w:t>
+      </w:r>
+      <w:r>
+        <w:rPr>
+          <w:rFonts w:ascii="Times New Roman" w:hAnsi="Times New Roman" w:cs="Times New Roman"/>
+          <w:b/>
+          <w:bCs/>
+          <w:sz w:val="20"/>
+          <w:szCs w:val="20"/>
+        </w:rPr>
+        <w:t>Geographic Locations</w:t>
+      </w:r>
+      <w:r>
+        <w:rPr>
+          <w:rFonts w:ascii="Times New Roman" w:hAnsi="Times New Roman" w:cs="Times New Roman"/>
+          <w:b/>
+          <w:bCs/>
+          <w:sz w:val="20"/>
+          <w:szCs w:val="20"/>
+        </w:rPr>
+        <w:t>).</w:t>
       </w:r>
     </w:p>
     <w:p>
@@ -593,7 +784,45 @@
           <w:sz w:val="24"/>
           <w:szCs w:val="24"/>
         </w:rPr>
-        <w:t>Doğal gaz tüketimi, ARIMA-LSTM gibi hibrit modellerle analiz edilerek gelecekteki enerji talebi projeksiyonları yapılmıştır (energies-14-08597-v2.pdf).</w:t>
+        <w:t>Doğal gaz tüketimi, ARIMA-LSTM gibi hibrit modellerle analiz edilerek gelecekteki enerji talebi projeksiyonları yapılmıştır (</w:t>
+      </w:r>
+      <w:r>
+        <w:rPr>
+          <w:rFonts w:ascii="Times New Roman" w:hAnsi="Times New Roman" w:cs="Times New Roman"/>
+          <w:b/>
+          <w:bCs/>
+          <w:sz w:val="20"/>
+          <w:szCs w:val="20"/>
+        </w:rPr>
+        <w:t>Forecasting of Natural Gas Consumption in Poland Based on</w:t>
+      </w:r>
+      <w:r>
+        <w:rPr>
+          <w:rFonts w:ascii="Times New Roman" w:hAnsi="Times New Roman" w:cs="Times New Roman"/>
+          <w:b/>
+          <w:bCs/>
+          <w:sz w:val="20"/>
+          <w:szCs w:val="20"/>
+        </w:rPr>
+        <w:t xml:space="preserve"> </w:t>
+      </w:r>
+      <w:r>
+        <w:rPr>
+          <w:rFonts w:ascii="Times New Roman" w:hAnsi="Times New Roman" w:cs="Times New Roman"/>
+          <w:b/>
+          <w:bCs/>
+          <w:sz w:val="20"/>
+          <w:szCs w:val="20"/>
+        </w:rPr>
+        <w:t>ARIMA-LSTM Hybrid Model</w:t>
+      </w:r>
+      <w:r>
+        <w:rPr>
+          <w:rFonts w:ascii="Times New Roman" w:hAnsi="Times New Roman" w:cs="Times New Roman"/>
+          <w:sz w:val="24"/>
+          <w:szCs w:val="24"/>
+        </w:rPr>
+        <w:t>).</w:t>
       </w:r>
     </w:p>
     <w:p>
@@ -637,7 +866,54 @@
           <w:sz w:val="24"/>
           <w:szCs w:val="24"/>
         </w:rPr>
-        <w:t>Çevre izleme sistemlerinde karbon monoksit seviyeleri gibi hava kalitesi parametreleri üzerine LSTM ve ARIMA gibi modellerin etkinliği incelenmiştir (signals-03-00015.pdf).</w:t>
+        <w:t xml:space="preserve">Çevre izleme sistemlerinde karbon monoksit seviyeleri gibi hava kalitesi parametreleri üzerine LSTM ve ARIMA gibi modellerin etkinliği incelenmiştir </w:t>
+      </w:r>
+      <w:r>
+        <w:rPr>
+          <w:rFonts w:ascii="Times New Roman" w:hAnsi="Times New Roman" w:cs="Times New Roman"/>
+          <w:sz w:val="24"/>
+          <w:szCs w:val="24"/>
+        </w:rPr>
+        <w:lastRenderedPageBreak/>
+        <w:t>(</w:t>
+      </w:r>
+      <w:r>
+        <w:rPr>
+          <w:rFonts w:ascii="Times New Roman" w:hAnsi="Times New Roman" w:cs="Times New Roman"/>
+          <w:b/>
+          <w:bCs/>
+          <w:sz w:val="20"/>
+          <w:szCs w:val="20"/>
+        </w:rPr>
+        <w:t>Applying and Comparing LSTM and ARIMA to Predict CO</w:t>
+      </w:r>
+      <w:r>
+        <w:rPr>
+          <w:rFonts w:ascii="Times New Roman" w:hAnsi="Times New Roman" w:cs="Times New Roman"/>
+          <w:b/>
+          <w:bCs/>
+          <w:sz w:val="20"/>
+          <w:szCs w:val="20"/>
+        </w:rPr>
+        <w:t xml:space="preserve"> </w:t>
+      </w:r>
+      <w:r>
+        <w:rPr>
+          <w:rFonts w:ascii="Times New Roman" w:hAnsi="Times New Roman" w:cs="Times New Roman"/>
+          <w:b/>
+          <w:bCs/>
+          <w:sz w:val="20"/>
+          <w:szCs w:val="20"/>
+        </w:rPr>
+        <w:t>Levels for a Time-Series Measurements in a Port Area</w:t>
+      </w:r>
+      <w:r>
+        <w:rPr>
+          <w:rFonts w:ascii="Times New Roman" w:hAnsi="Times New Roman" w:cs="Times New Roman"/>
+          <w:sz w:val="24"/>
+          <w:szCs w:val="24"/>
+        </w:rPr>
+        <w:t>).</w:t>
       </w:r>
     </w:p>
     <w:p>
@@ -663,6 +939,24 @@
     </w:p>
     <w:p>
       <w:pPr>
+        <w:rPr>
+          <w:rFonts w:ascii="Times New Roman" w:hAnsi="Times New Roman" w:cs="Times New Roman"/>
+          <w:sz w:val="24"/>
+          <w:szCs w:val="24"/>
+        </w:rPr>
+      </w:pPr>
+    </w:p>
+    <w:p>
+      <w:pPr>
+        <w:rPr>
+          <w:rFonts w:ascii="Times New Roman" w:hAnsi="Times New Roman" w:cs="Times New Roman"/>
+          <w:sz w:val="24"/>
+          <w:szCs w:val="24"/>
+        </w:rPr>
+      </w:pPr>
+    </w:p>
+    <w:p>
+      <w:pPr>
         <w:numPr>
           <w:ilvl w:val="0"/>
           <w:numId w:val="21"/>
@@ -702,7 +996,37 @@
           <w:sz w:val="24"/>
           <w:szCs w:val="24"/>
         </w:rPr>
-        <w:t>Perakende ve lojistik sektöründe SARIMAX, XGBoost ve LSTM kullanılarak talep tahmini yapılmış ve bu yöntemlerin avantajları karşılaştırılmıştır (demand_prediction_busra_yuksel.pdf).</w:t>
+        <w:t>Perakende ve lojistik sektöründe SARIMAX, XGBoost ve LSTM kullanılarak talep tahmini yapılmış ve bu yöntemlerin avantajları karşılaştırılmıştır (</w:t>
+      </w:r>
+      <w:r>
+        <w:rPr>
+          <w:rFonts w:ascii="Times New Roman" w:hAnsi="Times New Roman" w:cs="Times New Roman"/>
+          <w:b/>
+          <w:bCs/>
+          <w:sz w:val="20"/>
+          <w:szCs w:val="20"/>
+        </w:rPr>
+        <w:t>D</w:t>
+      </w:r>
+      <w:r>
+        <w:rPr>
+          <w:rFonts w:ascii="Times New Roman" w:hAnsi="Times New Roman" w:cs="Times New Roman"/>
+          <w:b/>
+          <w:bCs/>
+          <w:sz w:val="20"/>
+          <w:szCs w:val="20"/>
+        </w:rPr>
+        <w:t>emand Prediction In Time Series</w:t>
+      </w:r>
+      <w:r>
+        <w:rPr>
+          <w:rFonts w:ascii="Times New Roman" w:hAnsi="Times New Roman" w:cs="Times New Roman"/>
+          <w:b/>
+          <w:bCs/>
+          <w:sz w:val="20"/>
+          <w:szCs w:val="20"/>
+        </w:rPr>
+        <w:t>).</w:t>
       </w:r>
     </w:p>
     <w:p>
@@ -723,7 +1047,6 @@
           <w:sz w:val="24"/>
           <w:szCs w:val="24"/>
         </w:rPr>
-        <w:lastRenderedPageBreak/>
         <w:t>İleri düzey makine öğrenme modelleri, stok yönetimi ve tedarik zinciri için kritik veriler sunmuştur.</w:t>
       </w:r>
     </w:p>
@@ -768,27 +1091,35 @@
           <w:sz w:val="24"/>
           <w:szCs w:val="24"/>
         </w:rPr>
-        <w:t>Petrol fiyatlarının zaman serileri analizi ve LSTM ile tahmin edilmesi, enerji piyasalarındaki dalgalanmalara yönelik önemli çıkarımlar sağlamıştır (Petrol_fiyatlarinin_zaman_serileri_ve_LS.pdf).</w:t>
-      </w:r>
-    </w:p>
-    <w:p>
-      <w:pPr>
-        <w:rPr>
-          <w:rFonts w:ascii="Times New Roman" w:hAnsi="Times New Roman" w:cs="Times New Roman"/>
-          <w:sz w:val="24"/>
-          <w:szCs w:val="24"/>
-        </w:rPr>
-      </w:pPr>
-      <w:r>
-        <w:rPr>
-          <w:rFonts w:ascii="Times New Roman" w:hAnsi="Times New Roman" w:cs="Times New Roman"/>
-          <w:sz w:val="24"/>
-          <w:szCs w:val="24"/>
-        </w:rPr>
-        <w:pict w14:anchorId="401F286A">
-          <v:rect id="_x0000_i1251" style="width:0;height:1.5pt" o:hralign="center" o:hrstd="t" o:hr="t" fillcolor="#a0a0a0" stroked="f"/>
-        </w:pict>
-      </w:r>
+        <w:t>Petrol fiyatlarının zaman serileri analizi ve LSTM ile tahmin edilmesi, enerji piyasalarındaki dalgalanmalara yönelik önemli çıkarımlar sağlamıştır (</w:t>
+      </w:r>
+      <w:r>
+        <w:rPr>
+          <w:rFonts w:ascii="Times New Roman" w:hAnsi="Times New Roman" w:cs="Times New Roman"/>
+          <w:b/>
+          <w:bCs/>
+          <w:sz w:val="20"/>
+          <w:szCs w:val="20"/>
+        </w:rPr>
+        <w:t>Petrol fiyatlarının zaman serileri ve LSTM modeli kullanılarak tahminlenmesi</w:t>
+      </w:r>
+      <w:r>
+        <w:rPr>
+          <w:rFonts w:ascii="Times New Roman" w:hAnsi="Times New Roman" w:cs="Times New Roman"/>
+          <w:sz w:val="24"/>
+          <w:szCs w:val="24"/>
+        </w:rPr>
+        <w:t>).</w:t>
+      </w:r>
+    </w:p>
+    <w:p>
+      <w:pPr>
+        <w:rPr>
+          <w:rFonts w:ascii="Times New Roman" w:hAnsi="Times New Roman" w:cs="Times New Roman"/>
+          <w:sz w:val="24"/>
+          <w:szCs w:val="24"/>
+        </w:rPr>
+      </w:pPr>
     </w:p>
     <w:p>
       <w:pPr>
@@ -894,7 +1225,61 @@
           <w:sz w:val="24"/>
           <w:szCs w:val="24"/>
         </w:rPr>
-        <w:t>Güneş radyasyonu ve enerji tüketimi gibi alanlarda etkinliği kanıtlanmıştır (energies-16-05029-v3.pdf, energies-14-08597-v2.pdf).</w:t>
+        <w:t>Güneş radyasyonu ve enerji tüketimi gibi alanlarda etkinliği kanıtlanmıştır</w:t>
+      </w:r>
+      <w:r>
+        <w:rPr>
+          <w:rFonts w:ascii="Times New Roman" w:hAnsi="Times New Roman" w:cs="Times New Roman"/>
+          <w:sz w:val="24"/>
+          <w:szCs w:val="24"/>
+        </w:rPr>
+        <w:t xml:space="preserve">        </w:t>
+      </w:r>
+      <w:r>
+        <w:rPr>
+          <w:rFonts w:ascii="Times New Roman" w:hAnsi="Times New Roman" w:cs="Times New Roman"/>
+          <w:sz w:val="24"/>
+          <w:szCs w:val="24"/>
+        </w:rPr>
+        <w:t xml:space="preserve"> (</w:t>
+      </w:r>
+      <w:r>
+        <w:rPr>
+          <w:rFonts w:ascii="Times New Roman" w:hAnsi="Times New Roman" w:cs="Times New Roman"/>
+          <w:b/>
+          <w:bCs/>
+          <w:sz w:val="20"/>
+          <w:szCs w:val="20"/>
+        </w:rPr>
+        <w:t>A Review of ARIMA vs. Machine Learning Approaches for</w:t>
+      </w:r>
+      <w:r>
+        <w:rPr>
+          <w:rFonts w:ascii="Times New Roman" w:hAnsi="Times New Roman" w:cs="Times New Roman"/>
+          <w:b/>
+          <w:bCs/>
+          <w:sz w:val="20"/>
+          <w:szCs w:val="20"/>
+        </w:rPr>
+        <w:t xml:space="preserve"> </w:t>
+      </w:r>
+      <w:r>
+        <w:rPr>
+          <w:rFonts w:ascii="Times New Roman" w:hAnsi="Times New Roman" w:cs="Times New Roman"/>
+          <w:b/>
+          <w:bCs/>
+          <w:sz w:val="20"/>
+          <w:szCs w:val="20"/>
+        </w:rPr>
+        <w:t>Time Series Forecasting in Data Driven Networks</w:t>
+      </w:r>
+      <w:r>
+        <w:rPr>
+          <w:rFonts w:ascii="Times New Roman" w:hAnsi="Times New Roman" w:cs="Times New Roman"/>
+          <w:sz w:val="24"/>
+          <w:szCs w:val="24"/>
+        </w:rPr>
+        <w:t>).</w:t>
       </w:r>
     </w:p>
     <w:p>
@@ -1003,7 +1388,34 @@
           <w:sz w:val="24"/>
           <w:szCs w:val="24"/>
         </w:rPr>
-        <w:t>ARIMA ve yapay sinir ağlarının birleştirilmesiyle oluşan bu hibrit modeller, trend çıkarımı ve rassal hata bileşenlerinin daha iyi modellenmesini sağlamıştır (10.17341-gazimmfd.889513-1611881.pdf).</w:t>
+        <w:lastRenderedPageBreak/>
+        <w:t>ARIMA ve yapay sinir ağlarının birleştirilmesiyle oluşan bu hibrit modeller, trend çıkarımı ve rassal hata bileşenlerinin daha iyi modellenmesini sağlamıştır (</w:t>
+      </w:r>
+      <w:r>
+        <w:rPr>
+          <w:rFonts w:ascii="Times New Roman" w:hAnsi="Times New Roman" w:cs="Times New Roman"/>
+          <w:b/>
+          <w:bCs/>
+          <w:sz w:val="20"/>
+          <w:szCs w:val="20"/>
+        </w:rPr>
+        <w:t>Optimized ARIMA-ANN hybrid model for time series analysis</w:t>
+      </w:r>
+      <w:r>
+        <w:rPr>
+          <w:rFonts w:ascii="Times New Roman" w:hAnsi="Times New Roman" w:cs="Times New Roman"/>
+          <w:sz w:val="24"/>
+          <w:szCs w:val="24"/>
+        </w:rPr>
+        <w:t xml:space="preserve"> </w:t>
+      </w:r>
+      <w:r>
+        <w:rPr>
+          <w:rFonts w:ascii="Times New Roman" w:hAnsi="Times New Roman" w:cs="Times New Roman"/>
+          <w:sz w:val="24"/>
+          <w:szCs w:val="24"/>
+        </w:rPr>
+        <w:t>).</w:t>
       </w:r>
     </w:p>
     <w:p>
@@ -1089,7 +1501,33 @@
           <w:sz w:val="24"/>
           <w:szCs w:val="24"/>
         </w:rPr>
-        <w:t>Finansal piyasalar, enerji tüketimi ve karbon emisyonu gibi çeşitli uygulamalarda ARIMA’dan daha düşük hata oranları sunmuştur (energies-14-06782-v2.pdf).</w:t>
+        <w:t xml:space="preserve">Finansal piyasalar, enerji tüketimi ve karbon emisyonu gibi çeşitli uygulamalarda ARIMA’dan daha düşük hata oranları sunmuştur </w:t>
+      </w:r>
+      <w:r>
+        <w:rPr>
+          <w:rFonts w:ascii="Times New Roman" w:hAnsi="Times New Roman" w:cs="Times New Roman"/>
+          <w:b/>
+          <w:bCs/>
+          <w:sz w:val="20"/>
+          <w:szCs w:val="20"/>
+        </w:rPr>
+        <w:t>Optimized ARIMA-ANN hybrid model for time series analysis</w:t>
+      </w:r>
+      <w:r>
+        <w:rPr>
+          <w:rFonts w:ascii="Times New Roman" w:hAnsi="Times New Roman" w:cs="Times New Roman"/>
+          <w:sz w:val="24"/>
+          <w:szCs w:val="24"/>
+        </w:rPr>
+        <w:t xml:space="preserve"> </w:t>
+      </w:r>
+      <w:r>
+        <w:rPr>
+          <w:rFonts w:ascii="Times New Roman" w:hAnsi="Times New Roman" w:cs="Times New Roman"/>
+          <w:sz w:val="24"/>
+          <w:szCs w:val="24"/>
+        </w:rPr>
+        <w:t>)</w:t>
       </w:r>
     </w:p>
     <w:p>
@@ -1156,7 +1594,6 @@
           <w:sz w:val="24"/>
           <w:szCs w:val="24"/>
         </w:rPr>
-        <w:lastRenderedPageBreak/>
         <w:t>Hibrit Modeller</w:t>
       </w:r>
     </w:p>
@@ -1178,7 +1615,7 @@
           <w:sz w:val="24"/>
           <w:szCs w:val="24"/>
         </w:rPr>
-        <w:t>ARIMA-LSTM modeller, enerji ve çevre alanlarındaki çok değişkenli problemlerde daha başarılı olmuştur (energies-14-08597-v2.pdf).</w:t>
+        <w:t xml:space="preserve">ARIMA-LSTM modeller, enerji ve çevre alanlarındaki çok değişkenli problemlerde daha başarılı olmuştur </w:t>
       </w:r>
     </w:p>
     <w:p>
@@ -1243,27 +1680,55 @@
           <w:sz w:val="24"/>
           <w:szCs w:val="24"/>
         </w:rPr>
-        <w:t>XGBoost, LightGBM ve CatBoost gibi algoritmalar, talep tahminlerinde etkili bulunmuş ve SARIMA modellerine alternatif olarak kullanılmıştır (demand_prediction_busra_yuksel.pdf).</w:t>
-      </w:r>
-    </w:p>
-    <w:p>
-      <w:pPr>
-        <w:rPr>
-          <w:rFonts w:ascii="Times New Roman" w:hAnsi="Times New Roman" w:cs="Times New Roman"/>
-          <w:sz w:val="24"/>
-          <w:szCs w:val="24"/>
-        </w:rPr>
-      </w:pPr>
-      <w:r>
-        <w:rPr>
-          <w:rFonts w:ascii="Times New Roman" w:hAnsi="Times New Roman" w:cs="Times New Roman"/>
-          <w:sz w:val="24"/>
-          <w:szCs w:val="24"/>
-        </w:rPr>
-        <w:pict w14:anchorId="065E3CC8">
-          <v:rect id="_x0000_i1252" style="width:0;height:1.5pt" o:hralign="center" o:hrstd="t" o:hr="t" fillcolor="#a0a0a0" stroked="f"/>
-        </w:pict>
-      </w:r>
+        <w:t xml:space="preserve">XGBoost, LightGBM ve CatBoost gibi algoritmalar, talep tahminlerinde etkili bulunmuş ve SARIMA modellerine alternatif olarak kullanılmıştır </w:t>
+      </w:r>
+      <w:r>
+        <w:rPr>
+          <w:rFonts w:ascii="Times New Roman" w:hAnsi="Times New Roman" w:cs="Times New Roman"/>
+          <w:sz w:val="24"/>
+          <w:szCs w:val="24"/>
+        </w:rPr>
+        <w:t>(</w:t>
+      </w:r>
+      <w:r>
+        <w:rPr>
+          <w:rFonts w:ascii="Times New Roman" w:hAnsi="Times New Roman" w:cs="Times New Roman"/>
+          <w:b/>
+          <w:bCs/>
+          <w:sz w:val="20"/>
+          <w:szCs w:val="20"/>
+        </w:rPr>
+        <w:t>Demand Prediction In Time Series</w:t>
+      </w:r>
+      <w:r>
+        <w:rPr>
+          <w:rFonts w:ascii="Times New Roman" w:hAnsi="Times New Roman" w:cs="Times New Roman"/>
+          <w:b/>
+          <w:bCs/>
+          <w:sz w:val="20"/>
+          <w:szCs w:val="20"/>
+        </w:rPr>
+        <w:t xml:space="preserve"> Büşra Yüksel</w:t>
+      </w:r>
+      <w:r>
+        <w:rPr>
+          <w:rFonts w:ascii="Times New Roman" w:hAnsi="Times New Roman" w:cs="Times New Roman"/>
+          <w:b/>
+          <w:bCs/>
+          <w:sz w:val="20"/>
+          <w:szCs w:val="20"/>
+        </w:rPr>
+        <w:t>).</w:t>
+      </w:r>
+    </w:p>
+    <w:p>
+      <w:pPr>
+        <w:rPr>
+          <w:rFonts w:ascii="Times New Roman" w:hAnsi="Times New Roman" w:cs="Times New Roman"/>
+          <w:sz w:val="24"/>
+          <w:szCs w:val="24"/>
+        </w:rPr>
+      </w:pPr>
     </w:p>
     <w:p>
       <w:pPr>
@@ -1438,6 +1903,7 @@
           <w:sz w:val="24"/>
           <w:szCs w:val="24"/>
         </w:rPr>
+        <w:lastRenderedPageBreak/>
         <w:t>Kaggle Datasetleri</w:t>
       </w:r>
     </w:p>
@@ -1470,16 +1936,33 @@
           <w:szCs w:val="24"/>
         </w:rPr>
       </w:pPr>
-      <w:r>
-        <w:rPr>
-          <w:rFonts w:ascii="Times New Roman" w:hAnsi="Times New Roman" w:cs="Times New Roman"/>
-          <w:sz w:val="24"/>
-          <w:szCs w:val="24"/>
-        </w:rPr>
-        <w:pict w14:anchorId="684E8910">
-          <v:rect id="_x0000_i1253" style="width:0;height:1.5pt" o:hralign="center" o:hrstd="t" o:hr="t" fillcolor="#a0a0a0" stroked="f"/>
-        </w:pict>
-      </w:r>
+    </w:p>
+    <w:p>
+      <w:pPr>
+        <w:rPr>
+          <w:rFonts w:ascii="Times New Roman" w:hAnsi="Times New Roman" w:cs="Times New Roman"/>
+          <w:sz w:val="24"/>
+          <w:szCs w:val="24"/>
+        </w:rPr>
+      </w:pPr>
+    </w:p>
+    <w:p>
+      <w:pPr>
+        <w:rPr>
+          <w:rFonts w:ascii="Times New Roman" w:hAnsi="Times New Roman" w:cs="Times New Roman"/>
+          <w:sz w:val="24"/>
+          <w:szCs w:val="24"/>
+        </w:rPr>
+      </w:pPr>
+    </w:p>
+    <w:p>
+      <w:pPr>
+        <w:rPr>
+          <w:rFonts w:ascii="Times New Roman" w:hAnsi="Times New Roman" w:cs="Times New Roman"/>
+          <w:sz w:val="24"/>
+          <w:szCs w:val="24"/>
+        </w:rPr>
+      </w:pPr>
     </w:p>
     <w:p>
       <w:pPr>
@@ -1543,7 +2026,45 @@
           <w:sz w:val="24"/>
           <w:szCs w:val="24"/>
         </w:rPr>
-        <w:t>LSTM, özellikle uzun vadeli tahminlerde daha düşük RMSE değerleri sunarak ARIMA’yı geride bırakmıştır (energies-14-06782-v2.pdf).</w:t>
+        <w:t>LSTM, özellikle uzun vadeli tahminlerde daha düşük RMSE değerleri sunarak ARIMA’yı geride bırakmıştır (</w:t>
+      </w:r>
+      <w:r>
+        <w:rPr>
+          <w:rFonts w:ascii="Times New Roman" w:hAnsi="Times New Roman" w:cs="Times New Roman"/>
+          <w:b/>
+          <w:bCs/>
+          <w:sz w:val="20"/>
+          <w:szCs w:val="20"/>
+        </w:rPr>
+        <w:t>A Comparative Analysis of the ARIMA and LSTM Predictive</w:t>
+      </w:r>
+      <w:r>
+        <w:rPr>
+          <w:rFonts w:ascii="Times New Roman" w:hAnsi="Times New Roman" w:cs="Times New Roman"/>
+          <w:b/>
+          <w:bCs/>
+          <w:sz w:val="20"/>
+          <w:szCs w:val="20"/>
+        </w:rPr>
+        <w:t xml:space="preserve"> </w:t>
+      </w:r>
+      <w:r>
+        <w:rPr>
+          <w:rFonts w:ascii="Times New Roman" w:hAnsi="Times New Roman" w:cs="Times New Roman"/>
+          <w:b/>
+          <w:bCs/>
+          <w:sz w:val="20"/>
+          <w:szCs w:val="20"/>
+        </w:rPr>
+        <w:t>Models and Their Effectiveness for Predicting Wind Speed</w:t>
+      </w:r>
+      <w:r>
+        <w:rPr>
+          <w:rFonts w:ascii="Times New Roman" w:hAnsi="Times New Roman" w:cs="Times New Roman"/>
+          <w:sz w:val="24"/>
+          <w:szCs w:val="24"/>
+        </w:rPr>
+        <w:t>).</w:t>
       </w:r>
     </w:p>
     <w:p>
@@ -1608,8 +2129,7 @@
           <w:sz w:val="24"/>
           <w:szCs w:val="24"/>
         </w:rPr>
-        <w:lastRenderedPageBreak/>
-        <w:t>ARIMA-LSTM modeller, enerji ve doğal gaz tüketimi gibi alanlarda daha kesin projeksiyonlar sağlamıştır (energies-14-08597-v2.pdf).</w:t>
+        <w:t xml:space="preserve">ARIMA-LSTM modeller, enerji ve doğal gaz tüketimi gibi alanlarda daha kesin projeksiyonlar sağlamıştır </w:t>
       </w:r>
     </w:p>
     <w:p>
@@ -1653,7 +2173,7 @@
           <w:sz w:val="24"/>
           <w:szCs w:val="24"/>
         </w:rPr>
-        <w:t>XGBoost ve LightGBM gibi yöntemler, SARIMA modellerine çoklu veri kaynağı entegrasyonu sağlayarak alternatif oluşturmuştur (demand_prediction_busra_yuksel.pdf).</w:t>
+        <w:t xml:space="preserve">XGBoost ve LightGBM gibi yöntemler, SARIMA modellerine çoklu veri kaynağı entegrasyonu sağlayarak alternatif oluşturmuştur </w:t>
       </w:r>
     </w:p>
     <w:p>
@@ -1779,6 +2299,80 @@
       <w:pPr>
         <w:rPr>
           <w:rFonts w:ascii="Times New Roman" w:hAnsi="Times New Roman" w:cs="Times New Roman"/>
+          <w:sz w:val="24"/>
+          <w:szCs w:val="24"/>
+        </w:rPr>
+      </w:pPr>
+    </w:p>
+    <w:p>
+      <w:pPr>
+        <w:ind w:left="720"/>
+        <w:rPr>
+          <w:rFonts w:ascii="Times New Roman" w:hAnsi="Times New Roman" w:cs="Times New Roman"/>
+          <w:b/>
+          <w:bCs/>
+          <w:sz w:val="24"/>
+          <w:szCs w:val="24"/>
+        </w:rPr>
+      </w:pPr>
+      <w:r>
+        <w:rPr>
+          <w:rFonts w:ascii="Times New Roman" w:hAnsi="Times New Roman" w:cs="Times New Roman"/>
+          <w:b/>
+          <w:bCs/>
+          <w:sz w:val="24"/>
+          <w:szCs w:val="24"/>
+        </w:rPr>
+        <w:lastRenderedPageBreak/>
+        <w:t>Kaynaklar ve daha fazla araştırma kapsamındaki PDF’lere ulaşmak için :</w:t>
+      </w:r>
+    </w:p>
+    <w:p>
+      <w:pPr>
+        <w:rPr>
+          <w:rFonts w:ascii="Times New Roman" w:hAnsi="Times New Roman" w:cs="Times New Roman"/>
+          <w:b/>
+          <w:bCs/>
+          <w:sz w:val="24"/>
+          <w:szCs w:val="24"/>
+        </w:rPr>
+      </w:pPr>
+      <w:hyperlink r:id="rId7" w:history="1">
+        <w:r>
+          <w:rPr>
+            <w:rStyle w:val="Hyperlink"/>
+            <w:rFonts w:ascii="Times New Roman" w:hAnsi="Times New Roman" w:cs="Times New Roman"/>
+            <w:b/>
+            <w:bCs/>
+            <w:sz w:val="24"/>
+            <w:szCs w:val="24"/>
+          </w:rPr>
+          <w:t>https://github.com/firatkaanbitmez/pattern-recognition/tree/main/zaman-serisi-analysis</w:t>
+        </w:r>
+      </w:hyperlink>
+    </w:p>
+    <w:p>
+      <w:pPr>
+        <w:rPr>
+          <w:rFonts w:ascii="Times New Roman" w:hAnsi="Times New Roman" w:cs="Times New Roman"/>
+          <w:sz w:val="24"/>
+          <w:szCs w:val="24"/>
+        </w:rPr>
+      </w:pPr>
+    </w:p>
+    <w:p>
+      <w:pPr>
+        <w:rPr>
+          <w:rFonts w:ascii="Times New Roman" w:hAnsi="Times New Roman" w:cs="Times New Roman"/>
+          <w:sz w:val="24"/>
+          <w:szCs w:val="24"/>
+        </w:rPr>
+      </w:pPr>
+    </w:p>
+    <w:p>
+      <w:pPr>
+        <w:rPr>
+          <w:rFonts w:ascii="Times New Roman" w:hAnsi="Times New Roman" w:cs="Times New Roman"/>
           <w:b/>
           <w:bCs/>
           <w:sz w:val="24"/>
@@ -1856,7 +2450,55 @@
           <w:sz w:val="24"/>
           <w:szCs w:val="24"/>
         </w:rPr>
-        <w:t>Demand Prediction Report: "Busra Yuksel"</w:t>
+        <w:t xml:space="preserve">Demand Prediction </w:t>
+      </w:r>
+      <w:r>
+        <w:rPr>
+          <w:rFonts w:ascii="Times New Roman" w:hAnsi="Times New Roman" w:cs="Times New Roman"/>
+          <w:sz w:val="24"/>
+          <w:szCs w:val="24"/>
+        </w:rPr>
+        <w:t>In Time Series</w:t>
+      </w:r>
+      <w:r>
+        <w:rPr>
+          <w:rFonts w:ascii="Times New Roman" w:hAnsi="Times New Roman" w:cs="Times New Roman"/>
+          <w:sz w:val="24"/>
+          <w:szCs w:val="24"/>
+        </w:rPr>
+        <w:t>: "</w:t>
+      </w:r>
+      <w:r>
+        <w:rPr>
+          <w:rFonts w:ascii="Times New Roman" w:hAnsi="Times New Roman" w:cs="Times New Roman"/>
+          <w:sz w:val="24"/>
+          <w:szCs w:val="24"/>
+        </w:rPr>
+        <w:t>Büşra</w:t>
+      </w:r>
+      <w:r>
+        <w:rPr>
+          <w:rFonts w:ascii="Times New Roman" w:hAnsi="Times New Roman" w:cs="Times New Roman"/>
+          <w:sz w:val="24"/>
+          <w:szCs w:val="24"/>
+        </w:rPr>
+        <w:t xml:space="preserve"> </w:t>
+      </w:r>
+      <w:r>
+        <w:rPr>
+          <w:rFonts w:ascii="Times New Roman" w:hAnsi="Times New Roman" w:cs="Times New Roman"/>
+          <w:sz w:val="24"/>
+          <w:szCs w:val="24"/>
+        </w:rPr>
+        <w:t>Yüksel</w:t>
+      </w:r>
+      <w:r>
+        <w:rPr>
+          <w:rFonts w:ascii="Times New Roman" w:hAnsi="Times New Roman" w:cs="Times New Roman"/>
+          <w:sz w:val="24"/>
+          <w:szCs w:val="24"/>
+        </w:rPr>
+        <w:t>"</w:t>
       </w:r>
     </w:p>
     <w:p>
@@ -1877,7 +2519,7 @@
           <w:sz w:val="24"/>
           <w:szCs w:val="24"/>
         </w:rPr>
-        <w:t>Petrol Fiyatları Üzerine LSTM Analizi: "Uluslararası Bilimler Dergisi"</w:t>
+        <w:t>Doğrudan Yabancı Yatırımların Ekonomik Belirleyicileri:  Türkiye Ekonomisi Üzerine Bir Zaman Serisi Analizi</w:t>
       </w:r>
     </w:p>
     <w:p>
@@ -1898,25 +2540,152 @@
           <w:sz w:val="24"/>
           <w:szCs w:val="24"/>
         </w:rPr>
-        <w:t>Profit Prediction Using ARIMA, SARIMA, and LSTM: "IEEE Access"</w:t>
-      </w:r>
-    </w:p>
-    <w:p>
-      <w:pPr>
-        <w:rPr>
-          <w:rFonts w:ascii="Times New Roman" w:hAnsi="Times New Roman" w:cs="Times New Roman"/>
-          <w:sz w:val="24"/>
-          <w:szCs w:val="24"/>
-        </w:rPr>
-      </w:pPr>
-      <w:r>
-        <w:rPr>
-          <w:rFonts w:ascii="Times New Roman" w:hAnsi="Times New Roman" w:cs="Times New Roman"/>
-          <w:sz w:val="24"/>
-          <w:szCs w:val="24"/>
-        </w:rPr>
-        <w:t>(Detaylı kaynak listesi eklenebilir.)</w:t>
-      </w:r>
+        <w:t>Petrol fiyatlarının zaman serileri ve LSTM modeli kullanılarak tahminlenmesi</w:t>
+      </w:r>
+      <w:r>
+        <w:rPr>
+          <w:rFonts w:ascii="Times New Roman" w:hAnsi="Times New Roman" w:cs="Times New Roman"/>
+          <w:sz w:val="24"/>
+          <w:szCs w:val="24"/>
+        </w:rPr>
+        <w:t>: "Uluslararası</w:t>
+      </w:r>
+      <w:r>
+        <w:rPr>
+          <w:rFonts w:ascii="Times New Roman" w:hAnsi="Times New Roman" w:cs="Times New Roman"/>
+          <w:sz w:val="24"/>
+          <w:szCs w:val="24"/>
+        </w:rPr>
+        <w:t xml:space="preserve"> Teknolojik</w:t>
+      </w:r>
+      <w:r>
+        <w:rPr>
+          <w:rFonts w:ascii="Times New Roman" w:hAnsi="Times New Roman" w:cs="Times New Roman"/>
+          <w:sz w:val="24"/>
+          <w:szCs w:val="24"/>
+        </w:rPr>
+        <w:t xml:space="preserve"> Bilimler Dergisi"</w:t>
+      </w:r>
+    </w:p>
+    <w:p>
+      <w:pPr>
+        <w:pStyle w:val="NormalWeb"/>
+        <w:numPr>
+          <w:ilvl w:val="0"/>
+          <w:numId w:val="27"/>
+        </w:numPr>
+      </w:pPr>
+      <w:r>
+        <w:t>A Review of ARIMA vs. Machine Learning Approaches for Time Series Forecasting in Data Driven Networks by Vaia I. Kontopoulou, Athanasios D. Panagopoulos, Ioannis Kakkos and George K. Matsopoulos</w:t>
+      </w:r>
+    </w:p>
+    <w:p>
+      <w:pPr>
+        <w:pStyle w:val="NormalWeb"/>
+        <w:numPr>
+          <w:ilvl w:val="0"/>
+          <w:numId w:val="27"/>
+        </w:numPr>
+      </w:pPr>
+      <w:r>
+        <w:t>ARIMA Models in Solar Radiation Forecasting in Different Geographic Locations by Ewa Chodakowska, Joanicjusz Nazarko, Łukasz Nazarko, Hesham S. Rabayah, Raed M. Abendeh and Rami Alawneh</w:t>
+      </w:r>
+    </w:p>
+    <w:p>
+      <w:pPr>
+        <w:pStyle w:val="NormalWeb"/>
+        <w:numPr>
+          <w:ilvl w:val="0"/>
+          <w:numId w:val="27"/>
+        </w:numPr>
+      </w:pPr>
+      <w:r>
+        <w:t>Forecasting of Natural Gas Consumption in Poland Based on ARIMA-LSTM Hybrid Model by Anna Manowska, Aurelia Rybak, Artur Dylong and Joachim Pielot</w:t>
+      </w:r>
+    </w:p>
+    <w:p>
+      <w:pPr>
+        <w:pStyle w:val="NormalWeb"/>
+        <w:numPr>
+          <w:ilvl w:val="0"/>
+          <w:numId w:val="27"/>
+        </w:numPr>
+      </w:pPr>
+      <w:r>
+        <w:t>A Comparative Analysis of the ARIMA and LSTM Predictive Models and Their Effectiveness for Predicting Wind Speed by Meftah Elsaraiti and Adel Merabet</w:t>
+      </w:r>
+    </w:p>
+    <w:p>
+      <w:pPr>
+        <w:pStyle w:val="NormalWeb"/>
+        <w:numPr>
+          <w:ilvl w:val="0"/>
+          <w:numId w:val="27"/>
+        </w:numPr>
+      </w:pPr>
+      <w:r>
+        <w:t>Energies 2021: "Forecasting of Natural Gas Consumption Based on ARIMA-LSTM"</w:t>
+      </w:r>
+    </w:p>
+    <w:p>
+      <w:pPr>
+        <w:pStyle w:val="NormalWeb"/>
+        <w:numPr>
+          <w:ilvl w:val="0"/>
+          <w:numId w:val="27"/>
+        </w:numPr>
+      </w:pPr>
+      <w:r>
+        <w:t>Future Internet 15: "A Review of ARIMA vs. Machine Learning Approaches"</w:t>
+      </w:r>
+    </w:p>
+    <w:p>
+      <w:pPr>
+        <w:pStyle w:val="NormalWeb"/>
+        <w:numPr>
+          <w:ilvl w:val="0"/>
+          <w:numId w:val="27"/>
+        </w:numPr>
+      </w:pPr>
+      <w:r>
+        <w:t>Uluslararası Teknolojik Bilimler Dergisi: "Petrol Fiyatları ve LSTM"</w:t>
+      </w:r>
+    </w:p>
+    <w:p>
+      <w:pPr>
+        <w:pStyle w:val="NormalWeb"/>
+        <w:numPr>
+          <w:ilvl w:val="0"/>
+          <w:numId w:val="27"/>
+        </w:numPr>
+      </w:pPr>
+      <w:r>
+        <w:t>GAN Applications in Time Series: "Systematic Review of GAN-based Models in Time Series Forecasting"</w:t>
+      </w:r>
+    </w:p>
+    <w:p>
+      <w:pPr>
+        <w:pStyle w:val="NormalWeb"/>
+        <w:numPr>
+          <w:ilvl w:val="0"/>
+          <w:numId w:val="27"/>
+        </w:numPr>
+      </w:pPr>
+      <w:r>
+        <w:t>Applying and Comparing LSTM and ARIMA to Predict CO</w:t>
+      </w:r>
+      <w:r>
+        <w:t xml:space="preserve"> </w:t>
+      </w:r>
+      <w:r>
+        <w:t>Levels for a Time-Series Measurements in a Port Area</w:t>
+      </w:r>
+    </w:p>
+    <w:p>
+      <w:pPr>
+        <w:pStyle w:val="NormalWeb"/>
+        <w:ind w:left="720"/>
+      </w:pPr>
     </w:p>
     <w:p>
       <w:pPr>
@@ -4935,6 +5704,119 @@
     </w:lvl>
   </w:abstractNum>
   <w:abstractNum w:abstractNumId="23" w15:restartNumberingAfterBreak="0">
+    <w:nsid w:val="70011676"/>
+    <w:multiLevelType w:val="multilevel"/>
+    <w:tmpl w:val="C9DA608E"/>
+    <w:lvl w:ilvl="0">
+      <w:start w:val="1"/>
+      <w:numFmt w:val="decimal"/>
+      <w:lvlText w:val="%1."/>
+      <w:lvlJc w:val="left"/>
+      <w:pPr>
+        <w:tabs>
+          <w:tab w:val="num" w:pos="720"/>
+        </w:tabs>
+        <w:ind w:left="720" w:hanging="360"/>
+      </w:pPr>
+    </w:lvl>
+    <w:lvl w:ilvl="1" w:tentative="1">
+      <w:start w:val="1"/>
+      <w:numFmt w:val="decimal"/>
+      <w:lvlText w:val="%2."/>
+      <w:lvlJc w:val="left"/>
+      <w:pPr>
+        <w:tabs>
+          <w:tab w:val="num" w:pos="1440"/>
+        </w:tabs>
+        <w:ind w:left="1440" w:hanging="360"/>
+      </w:pPr>
+    </w:lvl>
+    <w:lvl w:ilvl="2" w:tentative="1">
+      <w:start w:val="1"/>
+      <w:numFmt w:val="decimal"/>
+      <w:lvlText w:val="%3."/>
+      <w:lvlJc w:val="left"/>
+      <w:pPr>
+        <w:tabs>
+          <w:tab w:val="num" w:pos="2160"/>
+        </w:tabs>
+        <w:ind w:left="2160" w:hanging="360"/>
+      </w:pPr>
+    </w:lvl>
+    <w:lvl w:ilvl="3" w:tentative="1">
+      <w:start w:val="1"/>
+      <w:numFmt w:val="decimal"/>
+      <w:lvlText w:val="%4."/>
+      <w:lvlJc w:val="left"/>
+      <w:pPr>
+        <w:tabs>
+          <w:tab w:val="num" w:pos="2880"/>
+        </w:tabs>
+        <w:ind w:left="2880" w:hanging="360"/>
+      </w:pPr>
+    </w:lvl>
+    <w:lvl w:ilvl="4" w:tentative="1">
+      <w:start w:val="1"/>
+      <w:numFmt w:val="decimal"/>
+      <w:lvlText w:val="%5."/>
+      <w:lvlJc w:val="left"/>
+      <w:pPr>
+        <w:tabs>
+          <w:tab w:val="num" w:pos="3600"/>
+        </w:tabs>
+        <w:ind w:left="3600" w:hanging="360"/>
+      </w:pPr>
+    </w:lvl>
+    <w:lvl w:ilvl="5" w:tentative="1">
+      <w:start w:val="1"/>
+      <w:numFmt w:val="decimal"/>
+      <w:lvlText w:val="%6."/>
+      <w:lvlJc w:val="left"/>
+      <w:pPr>
+        <w:tabs>
+          <w:tab w:val="num" w:pos="4320"/>
+        </w:tabs>
+        <w:ind w:left="4320" w:hanging="360"/>
+      </w:pPr>
+    </w:lvl>
+    <w:lvl w:ilvl="6" w:tentative="1">
+      <w:start w:val="1"/>
+      <w:numFmt w:val="decimal"/>
+      <w:lvlText w:val="%7."/>
+      <w:lvlJc w:val="left"/>
+      <w:pPr>
+        <w:tabs>
+          <w:tab w:val="num" w:pos="5040"/>
+        </w:tabs>
+        <w:ind w:left="5040" w:hanging="360"/>
+      </w:pPr>
+    </w:lvl>
+    <w:lvl w:ilvl="7" w:tentative="1">
+      <w:start w:val="1"/>
+      <w:numFmt w:val="decimal"/>
+      <w:lvlText w:val="%8."/>
+      <w:lvlJc w:val="left"/>
+      <w:pPr>
+        <w:tabs>
+          <w:tab w:val="num" w:pos="5760"/>
+        </w:tabs>
+        <w:ind w:left="5760" w:hanging="360"/>
+      </w:pPr>
+    </w:lvl>
+    <w:lvl w:ilvl="8" w:tentative="1">
+      <w:start w:val="1"/>
+      <w:numFmt w:val="decimal"/>
+      <w:lvlText w:val="%9."/>
+      <w:lvlJc w:val="left"/>
+      <w:pPr>
+        <w:tabs>
+          <w:tab w:val="num" w:pos="6480"/>
+        </w:tabs>
+        <w:ind w:left="6480" w:hanging="360"/>
+      </w:pPr>
+    </w:lvl>
+  </w:abstractNum>
+  <w:abstractNum w:abstractNumId="24" w15:restartNumberingAfterBreak="0">
     <w:nsid w:val="74EB2E00"/>
     <w:multiLevelType w:val="multilevel"/>
     <w:tmpl w:val="DACC3D70"/>
@@ -5051,7 +5933,7 @@
       </w:pPr>
     </w:lvl>
   </w:abstractNum>
-  <w:abstractNum w:abstractNumId="24" w15:restartNumberingAfterBreak="0">
+  <w:abstractNum w:abstractNumId="25" w15:restartNumberingAfterBreak="0">
     <w:nsid w:val="79700EA9"/>
     <w:multiLevelType w:val="multilevel"/>
     <w:tmpl w:val="33EC5E60"/>
@@ -5200,7 +6082,7 @@
       </w:rPr>
     </w:lvl>
   </w:abstractNum>
-  <w:abstractNum w:abstractNumId="25" w15:restartNumberingAfterBreak="0">
+  <w:abstractNum w:abstractNumId="26" w15:restartNumberingAfterBreak="0">
     <w:nsid w:val="7AD7523C"/>
     <w:multiLevelType w:val="multilevel"/>
     <w:tmpl w:val="26CA61DC"/>
@@ -5349,7 +6231,7 @@
       </w:rPr>
     </w:lvl>
   </w:abstractNum>
-  <w:abstractNum w:abstractNumId="26" w15:restartNumberingAfterBreak="0">
+  <w:abstractNum w:abstractNumId="27" w15:restartNumberingAfterBreak="0">
     <w:nsid w:val="7C1E6E20"/>
     <w:multiLevelType w:val="multilevel"/>
     <w:tmpl w:val="26A01FF2"/>
@@ -5502,7 +6384,7 @@
     <w:abstractNumId w:val="6"/>
   </w:num>
   <w:num w:numId="2" w16cid:durableId="1151756038">
-    <w:abstractNumId w:val="25"/>
+    <w:abstractNumId w:val="26"/>
   </w:num>
   <w:num w:numId="3" w16cid:durableId="2085837695">
     <w:abstractNumId w:val="22"/>
@@ -5520,7 +6402,7 @@
     <w:abstractNumId w:val="19"/>
   </w:num>
   <w:num w:numId="8" w16cid:durableId="298386346">
-    <w:abstractNumId w:val="24"/>
+    <w:abstractNumId w:val="25"/>
   </w:num>
   <w:num w:numId="9" w16cid:durableId="154611732">
     <w:abstractNumId w:val="5"/>
@@ -5529,7 +6411,7 @@
     <w:abstractNumId w:val="7"/>
   </w:num>
   <w:num w:numId="11" w16cid:durableId="1816021947">
-    <w:abstractNumId w:val="26"/>
+    <w:abstractNumId w:val="27"/>
   </w:num>
   <w:num w:numId="12" w16cid:durableId="1825271504">
     <w:abstractNumId w:val="15"/>
@@ -5562,7 +6444,7 @@
     <w:abstractNumId w:val="14"/>
   </w:num>
   <w:num w:numId="22" w16cid:durableId="1011102680">
-    <w:abstractNumId w:val="23"/>
+    <w:abstractNumId w:val="24"/>
   </w:num>
   <w:num w:numId="23" w16cid:durableId="351877338">
     <w:abstractNumId w:val="9"/>
@@ -5578,6 +6460,9 @@
   </w:num>
   <w:num w:numId="27" w16cid:durableId="1187907099">
     <w:abstractNumId w:val="11"/>
+  </w:num>
+  <w:num w:numId="28" w16cid:durableId="1507482760">
+    <w:abstractNumId w:val="23"/>
   </w:num>
 </w:numbering>
 </file>
